--- a/formats/latin_american_boom_gothic_love_mortality_complete.docx
+++ b/formats/latin_american_boom_gothic_love_mortality_complete.docx
@@ -99,7 +99,7 @@
         <w:pStyle w:val="FirstParagraph"/>
       </w:pPr>
       <w:r>
-        <w:t xml:space="preserve">The priest refused to bury my mother in the dress she was found wearing. It was the one she wore the night she met my father, the silk still holding the ghost of his cigar smoke and the jasmine from her hair. To inter her in it, he said, would be to consecrate the sin. So I stole it back from the mortuary, the fabric cold as a confession against my skin.</w:t>
+        <w:t xml:space="preserve">Isabela’s wedding dress arrived in a coffin-shaped box.</w:t>
       </w:r>
     </w:p>
     <w:p>
